--- a/Klastry_5_1_Cw_Klastry_5.docx
+++ b/Klastry_5_1_Cw_Klastry_5.docx
@@ -69,8 +69,6 @@
         </w:rPr>
         <w:t xml:space="preserve"> Machine Learning.</w:t>
       </w:r>
-      <w:bookmarkStart w:id="0" w:name="_GoBack"/>
-      <w:bookmarkEnd w:id="0"/>
     </w:p>
     <w:p>
       <w:r>
@@ -79,10 +77,10 @@
           <w:lang w:eastAsia="pl-PL"/>
         </w:rPr>
         <w:drawing>
-          <wp:inline distT="0" distB="0" distL="0" distR="0" wp14:anchorId="76FE5443" wp14:editId="3D961A78">
-            <wp:extent cx="5556250" cy="2660650"/>
-            <wp:effectExtent l="0" t="0" r="6350" b="6350"/>
-            <wp:docPr id="2" name="Obraz 2"/>
+          <wp:inline distT="0" distB="0" distL="0" distR="0" wp14:anchorId="44F41D0F" wp14:editId="2C4A91AA">
+            <wp:extent cx="5748816" cy="2760134"/>
+            <wp:effectExtent l="0" t="0" r="4445" b="2540"/>
+            <wp:docPr id="3" name="Obraz 3"/>
             <wp:cNvGraphicFramePr>
               <a:graphicFrameLocks xmlns:a="http://schemas.openxmlformats.org/drawingml/2006/main" noChangeAspect="1"/>
             </wp:cNvGraphicFramePr>
@@ -95,13 +93,13 @@
                   </pic:nvPicPr>
                   <pic:blipFill rotWithShape="1">
                     <a:blip r:embed="rId4"/>
-                    <a:srcRect l="2866" t="12541" r="684" b="5350"/>
+                    <a:srcRect l="2939" t="12282" r="905" b="5646"/>
                     <a:stretch/>
                   </pic:blipFill>
                   <pic:spPr bwMode="auto">
                     <a:xfrm>
                       <a:off x="0" y="0"/>
-                      <a:ext cx="5556250" cy="2660650"/>
+                      <a:ext cx="5760775" cy="2765876"/>
                     </a:xfrm>
                     <a:prstGeom prst="rect">
                       <a:avLst/>
@@ -130,9 +128,9 @@
           <w:lang w:eastAsia="pl-PL"/>
         </w:rPr>
         <w:drawing>
-          <wp:inline distT="0" distB="0" distL="0" distR="0" wp14:anchorId="3855DFE0" wp14:editId="78E03DE8">
-            <wp:extent cx="5556250" cy="2616200"/>
-            <wp:effectExtent l="0" t="0" r="6350" b="0"/>
+          <wp:inline distT="0" distB="0" distL="0" distR="0" wp14:anchorId="723D0353" wp14:editId="49241883">
+            <wp:extent cx="5732181" cy="2734733"/>
+            <wp:effectExtent l="0" t="0" r="1905" b="8890"/>
             <wp:docPr id="1" name="Obraz 1"/>
             <wp:cNvGraphicFramePr>
               <a:graphicFrameLocks xmlns:a="http://schemas.openxmlformats.org/drawingml/2006/main" noChangeAspect="1"/>
@@ -146,13 +144,13 @@
                   </pic:nvPicPr>
                   <pic:blipFill rotWithShape="1">
                     <a:blip r:embed="rId5"/>
-                    <a:srcRect l="3182" t="12345" r="791" b="6918"/>
+                    <a:srcRect l="3382" t="12281" r="783" b="6436"/>
                     <a:stretch/>
                   </pic:blipFill>
                   <pic:spPr bwMode="auto">
                     <a:xfrm>
                       <a:off x="0" y="0"/>
-                      <a:ext cx="5556250" cy="2616200"/>
+                      <a:ext cx="5748380" cy="2742461"/>
                     </a:xfrm>
                     <a:prstGeom prst="rect">
                       <a:avLst/>
@@ -172,6 +170,8 @@
           </wp:inline>
         </w:drawing>
       </w:r>
+      <w:bookmarkStart w:id="0" w:name="_GoBack"/>
+      <w:bookmarkEnd w:id="0"/>
     </w:p>
     <w:sectPr>
       <w:pgSz w:w="11906" w:h="16838"/>
